--- a/3 курс ПКС/Курсач 1с/Kursach_Zaytsev.docx
+++ b/3 курс ПКС/Курсач 1с/Kursach_Zaytsev.docx
@@ -536,19 +536,8 @@
           <w:sz w:val="32"/>
           <w:szCs w:val="28"/>
         </w:rPr>
-        <w:t xml:space="preserve">Курьерская служба доставка автомобильных запчастей </w:t>
-      </w:r>
-      <w:proofErr w:type="spellStart"/>
-      <w:r>
-        <w:rPr>
-          <w:rFonts w:ascii="Times New Roman" w:hAnsi="Times New Roman"/>
-          <w:b/>
-          <w:sz w:val="32"/>
-          <w:szCs w:val="28"/>
-        </w:rPr>
-        <w:t>ДляВасАвто</w:t>
-      </w:r>
-      <w:proofErr w:type="spellEnd"/>
+        <w:t>Курьерская служба доставка автомобильных запчастей ДляВасАвто</w:t>
+      </w:r>
       <w:r>
         <w:rPr>
           <w:rFonts w:ascii="Times New Roman" w:hAnsi="Times New Roman"/>
@@ -914,6 +903,14 @@
           <w:sz w:val="24"/>
           <w:szCs w:val="40"/>
         </w:rPr>
+        <w:t xml:space="preserve">Москва </w:t>
+      </w:r>
+      <w:r>
+        <w:rPr>
+          <w:rFonts w:cs="Times New Roman"/>
+          <w:sz w:val="24"/>
+          <w:szCs w:val="40"/>
+        </w:rPr>
         <w:t>201</w:t>
       </w:r>
       <w:r>
@@ -978,6 +975,7 @@
     <w:p>
       <w:pPr>
         <w:rPr>
+          <w:rFonts w:cs="Times New Roman"/>
           <w:szCs w:val="20"/>
           <w:shd w:val="clear" w:color="auto" w:fill="FFFFFF"/>
         </w:rPr>
@@ -1004,284 +1002,105 @@
           <w:szCs w:val="20"/>
           <w:shd w:val="clear" w:color="auto" w:fill="FFFFFF"/>
         </w:rPr>
-        <w:t xml:space="preserve"> стали играть в жизни </w:t>
-      </w:r>
-      <w:proofErr w:type="gramStart"/>
+        <w:t> стали играть в жизни общества большую роль в середине 20 века. В это время бурно начала развиваться индустрия</w:t>
+      </w:r>
       <w:r>
         <w:rPr>
           <w:rFonts w:cs="Times New Roman"/>
           <w:szCs w:val="20"/>
           <w:shd w:val="clear" w:color="auto" w:fill="FFFFFF"/>
         </w:rPr>
-        <w:t>общества  большую</w:t>
-      </w:r>
-      <w:proofErr w:type="gramEnd"/>
+        <w:t xml:space="preserve"> </w:t>
+      </w:r>
       <w:r>
         <w:rPr>
           <w:rFonts w:cs="Times New Roman"/>
           <w:szCs w:val="20"/>
           <w:shd w:val="clear" w:color="auto" w:fill="FFFFFF"/>
         </w:rPr>
-        <w:t xml:space="preserve"> роль в середине 20 века. В это время бурно начала развиваться </w:t>
-      </w:r>
-      <w:proofErr w:type="gramStart"/>
+        <w:t>вычислительной техники. Большинство компаний и организаций переходили на автоматизированные системы, потому что человеку становилось все сложнее управлять большим количеством информации и организовать ее должным образом</w:t>
+      </w:r>
       <w:r>
         <w:rPr>
           <w:rFonts w:cs="Times New Roman"/>
           <w:szCs w:val="20"/>
           <w:shd w:val="clear" w:color="auto" w:fill="FFFFFF"/>
         </w:rPr>
-        <w:t>индустрия  вычислительной</w:t>
-      </w:r>
-      <w:proofErr w:type="gramEnd"/>
+        <w:t>.</w:t>
+      </w:r>
+      <w:r>
+        <w:rPr>
+          <w:rFonts w:ascii="Times" w:eastAsia="Times New Roman" w:hAnsi="Times" w:cs="Times New Roman"/>
+          <w:color w:val="000000"/>
+          <w:sz w:val="27"/>
+          <w:szCs w:val="27"/>
+        </w:rPr>
+        <w:t xml:space="preserve"> </w:t>
+      </w:r>
       <w:r>
         <w:rPr>
           <w:rFonts w:cs="Times New Roman"/>
           <w:szCs w:val="20"/>
           <w:shd w:val="clear" w:color="auto" w:fill="FFFFFF"/>
         </w:rPr>
-        <w:t xml:space="preserve"> техники. Большинство компаний и организаций переходили на автоматизированные системы, потому что человеку становилось все сложнее управлять большим количеством информации и организовать ее должным образом </w:t>
-      </w:r>
-    </w:p>
-    <w:p>
-      <w:pPr>
-        <w:ind w:firstLine="0"/>
-        <w:jc w:val="left"/>
-        <w:rPr>
-          <w:rFonts w:cs="Times New Roman"/>
-        </w:rPr>
-      </w:pPr>
-    </w:p>
-    <w:p>
-      <w:pPr>
-        <w:ind w:firstLine="0"/>
-        <w:jc w:val="left"/>
-        <w:rPr>
-          <w:rFonts w:cs="Times New Roman"/>
-        </w:rPr>
-      </w:pPr>
-    </w:p>
-    <w:p>
-      <w:pPr>
-        <w:ind w:firstLine="0"/>
-        <w:jc w:val="left"/>
-        <w:rPr>
-          <w:rFonts w:cs="Times New Roman"/>
-        </w:rPr>
-      </w:pPr>
-    </w:p>
-    <w:p>
-      <w:pPr>
-        <w:ind w:firstLine="0"/>
-        <w:jc w:val="left"/>
-        <w:rPr>
-          <w:rFonts w:cs="Times New Roman"/>
-        </w:rPr>
-      </w:pPr>
-    </w:p>
-    <w:p>
-      <w:pPr>
-        <w:ind w:firstLine="0"/>
-        <w:jc w:val="left"/>
-        <w:rPr>
-          <w:rFonts w:cs="Times New Roman"/>
-        </w:rPr>
-      </w:pPr>
-    </w:p>
-    <w:p>
-      <w:pPr>
-        <w:ind w:firstLine="0"/>
-        <w:jc w:val="left"/>
-        <w:rPr>
-          <w:rFonts w:cs="Times New Roman"/>
-        </w:rPr>
-      </w:pPr>
-    </w:p>
-    <w:p>
-      <w:pPr>
-        <w:ind w:firstLine="0"/>
-        <w:jc w:val="left"/>
-        <w:rPr>
-          <w:rFonts w:cs="Times New Roman"/>
-        </w:rPr>
-      </w:pPr>
-    </w:p>
-    <w:p>
-      <w:pPr>
-        <w:ind w:firstLine="0"/>
-        <w:jc w:val="left"/>
-        <w:rPr>
-          <w:rFonts w:cs="Times New Roman"/>
-        </w:rPr>
-      </w:pPr>
-    </w:p>
-    <w:p>
-      <w:pPr>
-        <w:ind w:firstLine="0"/>
-        <w:jc w:val="left"/>
-        <w:rPr>
-          <w:rFonts w:cs="Times New Roman"/>
-        </w:rPr>
-      </w:pPr>
-    </w:p>
-    <w:p>
-      <w:pPr>
-        <w:ind w:firstLine="0"/>
-        <w:jc w:val="left"/>
-        <w:rPr>
-          <w:rFonts w:cs="Times New Roman"/>
-        </w:rPr>
-      </w:pPr>
-    </w:p>
-    <w:p>
-      <w:pPr>
-        <w:ind w:firstLine="0"/>
-        <w:jc w:val="left"/>
-        <w:rPr>
-          <w:rFonts w:cs="Times New Roman"/>
-        </w:rPr>
-      </w:pPr>
-    </w:p>
-    <w:p>
-      <w:pPr>
-        <w:ind w:firstLine="0"/>
-        <w:jc w:val="left"/>
-        <w:rPr>
-          <w:rFonts w:cs="Times New Roman"/>
-        </w:rPr>
-      </w:pPr>
-    </w:p>
-    <w:p>
-      <w:pPr>
-        <w:ind w:firstLine="0"/>
-        <w:jc w:val="left"/>
-        <w:rPr>
-          <w:rFonts w:cs="Times New Roman"/>
-        </w:rPr>
-      </w:pPr>
-    </w:p>
-    <w:p>
-      <w:pPr>
-        <w:ind w:firstLine="0"/>
-        <w:jc w:val="left"/>
-        <w:rPr>
-          <w:rFonts w:cs="Times New Roman"/>
-        </w:rPr>
-      </w:pPr>
-    </w:p>
-    <w:p>
-      <w:pPr>
-        <w:ind w:firstLine="0"/>
-        <w:jc w:val="left"/>
-        <w:rPr>
-          <w:rFonts w:cs="Times New Roman"/>
-        </w:rPr>
-      </w:pPr>
-    </w:p>
-    <w:p>
-      <w:pPr>
-        <w:ind w:firstLine="0"/>
-        <w:jc w:val="center"/>
-        <w:rPr>
-          <w:rFonts w:cs="Times New Roman"/>
-          <w:b/>
-        </w:rPr>
-      </w:pPr>
-      <w:r>
-        <w:rPr>
-          <w:rFonts w:cs="Times New Roman"/>
-          <w:b/>
-        </w:rPr>
-        <w:lastRenderedPageBreak/>
-        <w:t>ТЕХНИ</w:t>
-      </w:r>
-      <w:r>
-        <w:rPr>
-          <w:rFonts w:cs="Times New Roman"/>
-          <w:b/>
-        </w:rPr>
-        <w:t>ЧЕСКОЕ ЗАДАНИЕ</w:t>
-      </w:r>
-    </w:p>
-    <w:p>
-      <w:pPr>
-        <w:ind w:firstLine="0"/>
-        <w:rPr>
-          <w:rFonts w:cs="Times New Roman"/>
-        </w:rPr>
-      </w:pPr>
-      <w:r>
-        <w:rPr>
-          <w:rFonts w:cs="Times New Roman"/>
-          <w:b/>
-        </w:rPr>
-        <w:t>Цель:</w:t>
-      </w:r>
-      <w:r>
-        <w:rPr>
-          <w:rFonts w:cs="Times New Roman"/>
-        </w:rPr>
-        <w:t xml:space="preserve"> создание базы данных </w:t>
-      </w:r>
-      <w:r>
-        <w:rPr>
-          <w:rFonts w:cs="Times New Roman"/>
-        </w:rPr>
-        <w:t>курьерской службы магазина</w:t>
-      </w:r>
-      <w:r>
-        <w:rPr>
-          <w:rFonts w:cs="Times New Roman"/>
-        </w:rPr>
-        <w:t xml:space="preserve"> «</w:t>
-      </w:r>
-      <w:proofErr w:type="spellStart"/>
-      <w:r>
-        <w:rPr>
-          <w:rFonts w:cs="Times New Roman"/>
-        </w:rPr>
-        <w:t>ДляВасАвто</w:t>
-      </w:r>
-      <w:proofErr w:type="spellEnd"/>
-      <w:r>
-        <w:rPr>
-          <w:rFonts w:cs="Times New Roman"/>
-        </w:rPr>
-        <w:t xml:space="preserve">» а </w:t>
-      </w:r>
-      <w:r>
-        <w:rPr>
-          <w:rFonts w:cs="Times New Roman"/>
-        </w:rPr>
-        <w:t>также</w:t>
-      </w:r>
-      <w:r>
-        <w:rPr>
-          <w:rFonts w:cs="Times New Roman"/>
-        </w:rPr>
-        <w:t xml:space="preserve"> разработка мобильного приложения на платформе 1С.</w:t>
-      </w:r>
-    </w:p>
-    <w:p>
-      <w:pPr>
-        <w:ind w:firstLine="0"/>
-      </w:pPr>
-      <w:r>
-        <w:rPr>
-          <w:b/>
-        </w:rPr>
-        <w:t xml:space="preserve">Описание: </w:t>
-      </w:r>
-      <w:r>
-        <w:t>База данных, включающая в себя:</w:t>
-      </w:r>
-    </w:p>
-    <w:p>
-      <w:pPr>
-        <w:ind w:firstLine="708"/>
-      </w:pPr>
-      <w:r>
-        <w:t xml:space="preserve">1)Товары </w:t>
+        <w:t>С этого момента у каждой компании появились свои информационные системы для стабильной работы.</w:t>
+      </w:r>
+    </w:p>
+    <w:p>
+      <w:pPr>
+        <w:rPr>
+          <w:rFonts w:cs="Times New Roman"/>
+          <w:szCs w:val="20"/>
+          <w:shd w:val="clear" w:color="auto" w:fill="FFFFFF"/>
+        </w:rPr>
+      </w:pPr>
+      <w:r>
+        <w:rPr>
+          <w:rFonts w:cs="Times New Roman"/>
+          <w:szCs w:val="20"/>
+          <w:shd w:val="clear" w:color="auto" w:fill="FFFFFF"/>
+        </w:rPr>
+        <w:t>Лично я разрабатываю автоматизированную</w:t>
+      </w:r>
+      <w:r>
+        <w:rPr>
+          <w:rFonts w:cs="Times New Roman"/>
+          <w:szCs w:val="20"/>
+          <w:shd w:val="clear" w:color="auto" w:fill="FFFFFF"/>
+        </w:rPr>
+        <w:t xml:space="preserve"> информационную базу «</w:t>
+      </w:r>
+      <w:r>
+        <w:rPr>
+          <w:rFonts w:cs="Times New Roman"/>
+          <w:szCs w:val="20"/>
+          <w:shd w:val="clear" w:color="auto" w:fill="FFFFFF"/>
+        </w:rPr>
+        <w:t xml:space="preserve">Курьерская доставка автомобильных запчастей из онлайн магазина «ДляВасАвто» </w:t>
+      </w:r>
+      <w:r>
+        <w:rPr>
+          <w:rFonts w:cs="Times New Roman"/>
+          <w:szCs w:val="20"/>
+          <w:shd w:val="clear" w:color="auto" w:fill="FFFFFF"/>
+        </w:rPr>
+        <w:t>на платформе 1С».</w:t>
+      </w:r>
+      <w:r>
+        <w:rPr>
+          <w:rFonts w:cs="Times New Roman"/>
+          <w:szCs w:val="20"/>
+          <w:shd w:val="clear" w:color="auto" w:fill="FFFFFF"/>
+        </w:rPr>
+        <w:t xml:space="preserve"> Эта база должна упростить работу курьерской службы, например Руководителям легко отслеживать </w:t>
+      </w:r>
+      <w:r>
+        <w:rPr>
+          <w:rFonts w:cs="Times New Roman"/>
+          <w:szCs w:val="20"/>
+          <w:shd w:val="clear" w:color="auto" w:fill="FFFFFF"/>
+        </w:rPr>
+        <w:t xml:space="preserve">состояние заказов, курьерам не обязательно возить с собой отчетности о доставке – всю работу выполняет информационная база: </w:t>
       </w:r>
     </w:p>
     <w:p>
@@ -1289,14 +1108,20 @@
         <w:pStyle w:val="a6"/>
         <w:numPr>
           <w:ilvl w:val="0"/>
-          <w:numId w:val="18"/>
+          <w:numId w:val="23"/>
         </w:numPr>
+        <w:rPr>
+          <w:szCs w:val="20"/>
+          <w:shd w:val="clear" w:color="auto" w:fill="FFFFFF"/>
+        </w:rPr>
       </w:pPr>
       <w:r>
         <w:rPr>
           <w:rFonts w:ascii="Times New Roman" w:hAnsi="Times New Roman"/>
-        </w:rPr>
-        <w:t>Цена</w:t>
+          <w:szCs w:val="20"/>
+          <w:shd w:val="clear" w:color="auto" w:fill="FFFFFF"/>
+        </w:rPr>
+        <w:t>Запись новых товаров</w:t>
       </w:r>
     </w:p>
     <w:p>
@@ -1304,14 +1129,20 @@
         <w:pStyle w:val="a6"/>
         <w:numPr>
           <w:ilvl w:val="0"/>
-          <w:numId w:val="18"/>
+          <w:numId w:val="23"/>
         </w:numPr>
+        <w:rPr>
+          <w:szCs w:val="20"/>
+          <w:shd w:val="clear" w:color="auto" w:fill="FFFFFF"/>
+        </w:rPr>
       </w:pPr>
       <w:r>
         <w:rPr>
           <w:rFonts w:ascii="Times New Roman" w:hAnsi="Times New Roman"/>
-        </w:rPr>
-        <w:t>Название</w:t>
+          <w:szCs w:val="20"/>
+          <w:shd w:val="clear" w:color="auto" w:fill="FFFFFF"/>
+        </w:rPr>
+        <w:t>Изменение статуса доставки</w:t>
       </w:r>
     </w:p>
     <w:p>
@@ -1319,14 +1150,20 @@
         <w:pStyle w:val="a6"/>
         <w:numPr>
           <w:ilvl w:val="0"/>
-          <w:numId w:val="18"/>
+          <w:numId w:val="23"/>
         </w:numPr>
+        <w:rPr>
+          <w:szCs w:val="20"/>
+          <w:shd w:val="clear" w:color="auto" w:fill="FFFFFF"/>
+        </w:rPr>
       </w:pPr>
       <w:r>
         <w:rPr>
           <w:rFonts w:ascii="Times New Roman" w:hAnsi="Times New Roman"/>
-        </w:rPr>
-        <w:t>Артикул</w:t>
+          <w:szCs w:val="20"/>
+          <w:shd w:val="clear" w:color="auto" w:fill="FFFFFF"/>
+        </w:rPr>
+        <w:t>Конфигурация заказов</w:t>
       </w:r>
     </w:p>
     <w:p>
@@ -1334,14 +1171,642 @@
         <w:pStyle w:val="a6"/>
         <w:numPr>
           <w:ilvl w:val="0"/>
-          <w:numId w:val="18"/>
+          <w:numId w:val="23"/>
         </w:numPr>
+        <w:rPr>
+          <w:szCs w:val="20"/>
+          <w:shd w:val="clear" w:color="auto" w:fill="FFFFFF"/>
+        </w:rPr>
       </w:pPr>
       <w:r>
         <w:rPr>
           <w:rFonts w:ascii="Times New Roman" w:hAnsi="Times New Roman"/>
-        </w:rPr>
-        <w:t>Тип</w:t>
+          <w:szCs w:val="20"/>
+          <w:shd w:val="clear" w:color="auto" w:fill="FFFFFF"/>
+        </w:rPr>
+        <w:t>Хранение информации</w:t>
+      </w:r>
+    </w:p>
+    <w:p>
+      <w:pPr>
+        <w:ind w:firstLine="0"/>
+        <w:rPr>
+          <w:szCs w:val="20"/>
+          <w:shd w:val="clear" w:color="auto" w:fill="FFFFFF"/>
+        </w:rPr>
+      </w:pPr>
+    </w:p>
+    <w:p>
+      <w:pPr>
+        <w:ind w:firstLine="0"/>
+        <w:rPr>
+          <w:szCs w:val="20"/>
+          <w:shd w:val="clear" w:color="auto" w:fill="FFFFFF"/>
+        </w:rPr>
+      </w:pPr>
+      <w:bookmarkStart w:id="1" w:name="_Toc512602952"/>
+    </w:p>
+    <w:p>
+      <w:pPr>
+        <w:ind w:firstLine="0"/>
+        <w:rPr>
+          <w:szCs w:val="20"/>
+          <w:shd w:val="clear" w:color="auto" w:fill="FFFFFF"/>
+        </w:rPr>
+      </w:pPr>
+    </w:p>
+    <w:p>
+      <w:pPr>
+        <w:ind w:firstLine="0"/>
+        <w:rPr>
+          <w:szCs w:val="20"/>
+          <w:shd w:val="clear" w:color="auto" w:fill="FFFFFF"/>
+        </w:rPr>
+      </w:pPr>
+    </w:p>
+    <w:p>
+      <w:pPr>
+        <w:ind w:firstLine="0"/>
+        <w:rPr>
+          <w:szCs w:val="20"/>
+          <w:shd w:val="clear" w:color="auto" w:fill="FFFFFF"/>
+        </w:rPr>
+      </w:pPr>
+    </w:p>
+    <w:p>
+      <w:pPr>
+        <w:ind w:firstLine="0"/>
+        <w:rPr>
+          <w:szCs w:val="20"/>
+          <w:shd w:val="clear" w:color="auto" w:fill="FFFFFF"/>
+        </w:rPr>
+      </w:pPr>
+    </w:p>
+    <w:p>
+      <w:pPr>
+        <w:ind w:firstLine="0"/>
+      </w:pPr>
+    </w:p>
+    <w:p>
+      <w:pPr>
+        <w:pStyle w:val="1"/>
+      </w:pPr>
+      <w:bookmarkStart w:id="2" w:name="_Toc512602920"/>
+      <w:r>
+        <w:lastRenderedPageBreak/>
+        <w:t xml:space="preserve">1. </w:t>
+      </w:r>
+      <w:r>
+        <w:t>ОБЩИЙ РАЗДЕЛ</w:t>
+      </w:r>
+      <w:bookmarkEnd w:id="2"/>
+    </w:p>
+    <w:p/>
+    <w:p>
+      <w:pPr>
+        <w:pStyle w:val="2"/>
+      </w:pPr>
+      <w:bookmarkStart w:id="3" w:name="_Toc512602921"/>
+      <w:r>
+        <w:t>1.1. Системные требования</w:t>
+      </w:r>
+      <w:bookmarkEnd w:id="3"/>
+    </w:p>
+    <w:p>
+      <w:pPr>
+        <w:pStyle w:val="ab"/>
+        <w:rPr>
+          <w:sz w:val="28"/>
+          <w:szCs w:val="28"/>
+        </w:rPr>
+      </w:pPr>
+      <w:r>
+        <w:rPr>
+          <w:sz w:val="28"/>
+          <w:szCs w:val="28"/>
+        </w:rPr>
+        <w:t>Системные</w:t>
+      </w:r>
+      <w:r>
+        <w:rPr>
+          <w:sz w:val="28"/>
+          <w:szCs w:val="28"/>
+        </w:rPr>
+        <w:t xml:space="preserve"> требования к электронной вычислительной машине:</w:t>
+      </w:r>
+    </w:p>
+    <w:p>
+      <w:pPr>
+        <w:pStyle w:val="ab"/>
+        <w:numPr>
+          <w:ilvl w:val="0"/>
+          <w:numId w:val="2"/>
+        </w:numPr>
+        <w:spacing w:line="360" w:lineRule="auto"/>
+        <w:rPr>
+          <w:sz w:val="28"/>
+          <w:szCs w:val="28"/>
+          <w:lang w:val="en-US"/>
+        </w:rPr>
+      </w:pPr>
+      <w:r>
+        <w:rPr>
+          <w:sz w:val="28"/>
+          <w:szCs w:val="28"/>
+        </w:rPr>
+        <w:t xml:space="preserve">Процессор: </w:t>
+      </w:r>
+      <w:r>
+        <w:rPr>
+          <w:sz w:val="28"/>
+          <w:szCs w:val="28"/>
+          <w:lang w:val="en-US"/>
+        </w:rPr>
+        <w:t>AMD A6</w:t>
+      </w:r>
+      <w:r>
+        <w:rPr>
+          <w:sz w:val="28"/>
+          <w:szCs w:val="28"/>
+        </w:rPr>
+        <w:t>;</w:t>
+      </w:r>
+    </w:p>
+    <w:p>
+      <w:pPr>
+        <w:pStyle w:val="ab"/>
+        <w:numPr>
+          <w:ilvl w:val="0"/>
+          <w:numId w:val="2"/>
+        </w:numPr>
+        <w:spacing w:line="360" w:lineRule="auto"/>
+        <w:rPr>
+          <w:sz w:val="28"/>
+          <w:szCs w:val="28"/>
+        </w:rPr>
+      </w:pPr>
+      <w:r>
+        <w:rPr>
+          <w:sz w:val="28"/>
+          <w:szCs w:val="28"/>
+        </w:rPr>
+        <w:t xml:space="preserve">Частота: 2000 </w:t>
+      </w:r>
+      <w:r>
+        <w:rPr>
+          <w:sz w:val="28"/>
+          <w:szCs w:val="28"/>
+          <w:lang w:val="en-US"/>
+        </w:rPr>
+        <w:t>MHz</w:t>
+      </w:r>
+      <w:r>
+        <w:rPr>
+          <w:sz w:val="28"/>
+          <w:szCs w:val="28"/>
+        </w:rPr>
+        <w:t>;</w:t>
+      </w:r>
+    </w:p>
+    <w:p>
+      <w:pPr>
+        <w:pStyle w:val="ab"/>
+        <w:numPr>
+          <w:ilvl w:val="0"/>
+          <w:numId w:val="2"/>
+        </w:numPr>
+        <w:spacing w:line="360" w:lineRule="auto"/>
+        <w:rPr>
+          <w:sz w:val="28"/>
+          <w:szCs w:val="28"/>
+        </w:rPr>
+      </w:pPr>
+      <w:r>
+        <w:rPr>
+          <w:sz w:val="28"/>
+          <w:szCs w:val="28"/>
+        </w:rPr>
+        <w:t>Операционная система</w:t>
+      </w:r>
+      <w:r>
+        <w:rPr>
+          <w:sz w:val="28"/>
+          <w:szCs w:val="28"/>
+        </w:rPr>
+        <w:t xml:space="preserve">: </w:t>
+      </w:r>
+      <w:r>
+        <w:rPr>
+          <w:sz w:val="28"/>
+          <w:szCs w:val="28"/>
+          <w:lang w:val="en-US"/>
+        </w:rPr>
+        <w:t>Windows</w:t>
+      </w:r>
+      <w:r>
+        <w:rPr>
+          <w:sz w:val="28"/>
+          <w:szCs w:val="28"/>
+        </w:rPr>
+        <w:t xml:space="preserve"> 7 </w:t>
+      </w:r>
+      <w:r>
+        <w:rPr>
+          <w:sz w:val="28"/>
+          <w:szCs w:val="28"/>
+        </w:rPr>
+        <w:t>или выше</w:t>
+      </w:r>
+      <w:r>
+        <w:rPr>
+          <w:sz w:val="28"/>
+          <w:szCs w:val="28"/>
+        </w:rPr>
+        <w:t>;</w:t>
+      </w:r>
+    </w:p>
+    <w:p>
+      <w:pPr>
+        <w:pStyle w:val="ab"/>
+        <w:numPr>
+          <w:ilvl w:val="0"/>
+          <w:numId w:val="2"/>
+        </w:numPr>
+        <w:spacing w:line="360" w:lineRule="auto"/>
+        <w:rPr>
+          <w:sz w:val="28"/>
+          <w:szCs w:val="28"/>
+        </w:rPr>
+      </w:pPr>
+      <w:r>
+        <w:rPr>
+          <w:sz w:val="28"/>
+          <w:szCs w:val="28"/>
+        </w:rPr>
+        <w:t xml:space="preserve">Оперативная память: </w:t>
+      </w:r>
+      <w:r>
+        <w:rPr>
+          <w:sz w:val="28"/>
+          <w:szCs w:val="28"/>
+          <w:lang w:val="en-US"/>
+        </w:rPr>
+        <w:t>4</w:t>
+      </w:r>
+      <w:r>
+        <w:rPr>
+          <w:sz w:val="28"/>
+          <w:szCs w:val="28"/>
+        </w:rPr>
+        <w:t xml:space="preserve"> ГБ;</w:t>
+      </w:r>
+    </w:p>
+    <w:p>
+      <w:pPr>
+        <w:pStyle w:val="ab"/>
+        <w:numPr>
+          <w:ilvl w:val="0"/>
+          <w:numId w:val="2"/>
+        </w:numPr>
+        <w:spacing w:line="360" w:lineRule="auto"/>
+        <w:rPr>
+          <w:sz w:val="28"/>
+          <w:szCs w:val="28"/>
+          <w:lang w:val="en-US"/>
+        </w:rPr>
+      </w:pPr>
+      <w:r>
+        <w:rPr>
+          <w:sz w:val="28"/>
+          <w:szCs w:val="28"/>
+        </w:rPr>
+        <w:t>Клавиатура и мышь.</w:t>
+      </w:r>
+    </w:p>
+    <w:p>
+      <w:pPr>
+        <w:pStyle w:val="ab"/>
+        <w:numPr>
+          <w:ilvl w:val="0"/>
+          <w:numId w:val="2"/>
+        </w:numPr>
+        <w:spacing w:line="360" w:lineRule="auto"/>
+        <w:rPr>
+          <w:sz w:val="28"/>
+          <w:szCs w:val="28"/>
+          <w:lang w:val="en-US"/>
+        </w:rPr>
+      </w:pPr>
+      <w:r>
+        <w:rPr>
+          <w:sz w:val="28"/>
+          <w:szCs w:val="28"/>
+        </w:rPr>
+        <w:t>Монитор 1600х900</w:t>
+      </w:r>
+      <w:r>
+        <w:rPr>
+          <w:sz w:val="28"/>
+          <w:szCs w:val="28"/>
+          <w:lang w:val="en-US"/>
+        </w:rPr>
+        <w:t>;</w:t>
+      </w:r>
+    </w:p>
+    <w:p>
+      <w:pPr>
+        <w:pStyle w:val="ab"/>
+        <w:numPr>
+          <w:ilvl w:val="0"/>
+          <w:numId w:val="2"/>
+        </w:numPr>
+        <w:spacing w:line="360" w:lineRule="auto"/>
+        <w:rPr>
+          <w:sz w:val="28"/>
+          <w:szCs w:val="28"/>
+        </w:rPr>
+      </w:pPr>
+      <w:r>
+        <w:rPr>
+          <w:sz w:val="28"/>
+          <w:szCs w:val="28"/>
+        </w:rPr>
+        <w:t>Свободное пространство на жестком диске 19 ГБ.</w:t>
+      </w:r>
+    </w:p>
+    <w:p>
+      <w:pPr>
+        <w:ind w:firstLine="0"/>
+      </w:pPr>
+    </w:p>
+    <w:p>
+      <w:pPr>
+        <w:ind w:firstLine="0"/>
+        <w:rPr>
+          <w:lang w:val="en-US"/>
+        </w:rPr>
+      </w:pPr>
+      <w:bookmarkStart w:id="4" w:name="_GoBack"/>
+      <w:bookmarkEnd w:id="4"/>
+    </w:p>
+    <w:p>
+      <w:pPr>
+        <w:pStyle w:val="1"/>
+      </w:pPr>
+      <w:r>
+        <w:t xml:space="preserve">СПИСОК </w:t>
+      </w:r>
+      <w:r>
+        <w:t>ИСПОЛЬЗОВАННЫХ ИСТОЧНИКОВ</w:t>
+      </w:r>
+      <w:bookmarkEnd w:id="1"/>
+    </w:p>
+    <w:p>
+      <w:pPr>
+        <w:spacing w:after="0"/>
+        <w:contextualSpacing/>
+        <w:jc w:val="center"/>
+        <w:rPr>
+          <w:b/>
+          <w:szCs w:val="28"/>
+        </w:rPr>
+      </w:pPr>
+    </w:p>
+    <w:p>
+      <w:pPr>
+        <w:jc w:val="center"/>
+        <w:rPr>
+          <w:b/>
+          <w:szCs w:val="28"/>
+        </w:rPr>
+      </w:pPr>
+      <w:r>
+        <w:rPr>
+          <w:b/>
+          <w:szCs w:val="28"/>
+        </w:rPr>
+        <w:t>Стандарты</w:t>
+      </w:r>
+    </w:p>
+    <w:p>
+      <w:pPr>
+        <w:pStyle w:val="a6"/>
+        <w:widowControl w:val="0"/>
+        <w:numPr>
+          <w:ilvl w:val="0"/>
+          <w:numId w:val="1"/>
+        </w:numPr>
+        <w:tabs>
+          <w:tab w:val="left" w:pos="8222"/>
+        </w:tabs>
+        <w:autoSpaceDE w:val="0"/>
+        <w:autoSpaceDN w:val="0"/>
+        <w:adjustRightInd w:val="0"/>
+        <w:spacing w:after="0"/>
+        <w:rPr>
+          <w:rFonts w:ascii="Times New Roman" w:hAnsi="Times New Roman"/>
+          <w:szCs w:val="28"/>
+        </w:rPr>
+      </w:pPr>
+      <w:r>
+        <w:rPr>
+          <w:rFonts w:ascii="Times New Roman" w:hAnsi="Times New Roman"/>
+          <w:szCs w:val="28"/>
+        </w:rPr>
+        <w:t>ГОСТ 7.1. – 2003</w:t>
+      </w:r>
+      <w:r>
+        <w:rPr>
+          <w:rFonts w:ascii="Times New Roman" w:hAnsi="Times New Roman"/>
+          <w:szCs w:val="28"/>
+        </w:rPr>
+        <w:t>.</w:t>
+      </w:r>
+      <w:r>
+        <w:rPr>
+          <w:rFonts w:ascii="Times New Roman" w:hAnsi="Times New Roman"/>
+          <w:szCs w:val="28"/>
+        </w:rPr>
+        <w:t xml:space="preserve"> Библиографическая запись. Библиографическое описание. Общие требования и правила составления</w:t>
+      </w:r>
+      <w:r>
+        <w:rPr>
+          <w:rFonts w:ascii="Times New Roman" w:hAnsi="Times New Roman"/>
+          <w:szCs w:val="28"/>
+        </w:rPr>
+        <w:t>. – М.: ИПК Издательство стандартов, 2004. – 169 с.</w:t>
+      </w:r>
+    </w:p>
+    <w:p>
+      <w:pPr>
+        <w:pStyle w:val="a6"/>
+        <w:widowControl w:val="0"/>
+        <w:numPr>
+          <w:ilvl w:val="0"/>
+          <w:numId w:val="1"/>
+        </w:numPr>
+        <w:tabs>
+          <w:tab w:val="left" w:pos="8222"/>
+        </w:tabs>
+        <w:autoSpaceDE w:val="0"/>
+        <w:autoSpaceDN w:val="0"/>
+        <w:adjustRightInd w:val="0"/>
+        <w:spacing w:after="0"/>
+        <w:ind w:left="714" w:hanging="357"/>
+        <w:rPr>
+          <w:rFonts w:ascii="Times New Roman" w:hAnsi="Times New Roman"/>
+          <w:szCs w:val="28"/>
+        </w:rPr>
+      </w:pPr>
+      <w:r>
+        <w:rPr>
+          <w:rFonts w:ascii="Times New Roman" w:hAnsi="Times New Roman"/>
+          <w:szCs w:val="28"/>
+        </w:rPr>
+        <w:t>ГОСТ 7.32 – 2001. Система стандартов по информацию, библиотечному и издательскому делу. Отчет о научно-исследовательской работе. Структура и правила оформления. – М.: ИПК Издательство стандартов, 2001. – 21 с.</w:t>
+      </w:r>
+    </w:p>
+    <w:p>
+      <w:pPr>
+        <w:pStyle w:val="a6"/>
+        <w:widowControl w:val="0"/>
+        <w:numPr>
+          <w:ilvl w:val="0"/>
+          <w:numId w:val="1"/>
+        </w:numPr>
+        <w:tabs>
+          <w:tab w:val="left" w:pos="8222"/>
+        </w:tabs>
+        <w:autoSpaceDE w:val="0"/>
+        <w:autoSpaceDN w:val="0"/>
+        <w:adjustRightInd w:val="0"/>
+        <w:spacing w:after="0"/>
+        <w:ind w:left="714" w:hanging="357"/>
+        <w:rPr>
+          <w:rFonts w:ascii="Times New Roman" w:hAnsi="Times New Roman"/>
+          <w:szCs w:val="28"/>
+        </w:rPr>
+      </w:pPr>
+      <w:r>
+        <w:rPr>
+          <w:rFonts w:ascii="Times New Roman" w:hAnsi="Times New Roman"/>
+          <w:szCs w:val="28"/>
+        </w:rPr>
+        <w:t xml:space="preserve">ГОСТ 7.82 – 2001. </w:t>
+      </w:r>
+      <w:r>
+        <w:rPr>
+          <w:rFonts w:ascii="Times New Roman" w:hAnsi="Times New Roman"/>
+          <w:szCs w:val="28"/>
+        </w:rPr>
+        <w:t>Библиографическая запись. Библиографическое описание</w:t>
+      </w:r>
+      <w:r>
+        <w:rPr>
+          <w:rFonts w:ascii="Times New Roman" w:hAnsi="Times New Roman"/>
+          <w:szCs w:val="28"/>
+        </w:rPr>
+        <w:t xml:space="preserve"> электронных ресурсов</w:t>
+      </w:r>
+      <w:r>
+        <w:rPr>
+          <w:rFonts w:ascii="Times New Roman" w:hAnsi="Times New Roman"/>
+          <w:szCs w:val="28"/>
+        </w:rPr>
+        <w:t>. Общие требования и правила составления</w:t>
+      </w:r>
+      <w:r>
+        <w:rPr>
+          <w:rFonts w:ascii="Times New Roman" w:hAnsi="Times New Roman"/>
+          <w:szCs w:val="28"/>
+        </w:rPr>
+        <w:t>. – М.: ИПК Издательство стандартов, 2001. –21 с.</w:t>
+      </w:r>
+    </w:p>
+    <w:p>
+      <w:pPr>
+        <w:pStyle w:val="a6"/>
+        <w:widowControl w:val="0"/>
+        <w:numPr>
+          <w:ilvl w:val="0"/>
+          <w:numId w:val="1"/>
+        </w:numPr>
+        <w:tabs>
+          <w:tab w:val="left" w:pos="8222"/>
+        </w:tabs>
+        <w:autoSpaceDE w:val="0"/>
+        <w:autoSpaceDN w:val="0"/>
+        <w:adjustRightInd w:val="0"/>
+        <w:spacing w:after="0"/>
+        <w:ind w:left="714" w:hanging="357"/>
+        <w:rPr>
+          <w:rFonts w:ascii="Times New Roman" w:hAnsi="Times New Roman"/>
+          <w:szCs w:val="28"/>
+        </w:rPr>
+      </w:pPr>
+      <w:r>
+        <w:rPr>
+          <w:rFonts w:ascii="Times New Roman" w:hAnsi="Times New Roman"/>
+          <w:szCs w:val="28"/>
+        </w:rPr>
+        <w:lastRenderedPageBreak/>
+        <w:t xml:space="preserve">Единая система программной документации. – М.: </w:t>
+      </w:r>
+      <w:proofErr w:type="spellStart"/>
+      <w:r>
+        <w:rPr>
+          <w:rFonts w:ascii="Times New Roman" w:hAnsi="Times New Roman"/>
+          <w:szCs w:val="28"/>
+        </w:rPr>
+        <w:t>Стандартинформ</w:t>
+      </w:r>
+      <w:proofErr w:type="spellEnd"/>
+      <w:r>
+        <w:rPr>
+          <w:rFonts w:ascii="Times New Roman" w:hAnsi="Times New Roman"/>
+          <w:szCs w:val="28"/>
+        </w:rPr>
+        <w:t>, 2005. –128 с.</w:t>
+      </w:r>
+    </w:p>
+    <w:p>
+      <w:pPr>
+        <w:widowControl w:val="0"/>
+        <w:tabs>
+          <w:tab w:val="left" w:pos="8222"/>
+        </w:tabs>
+        <w:autoSpaceDE w:val="0"/>
+        <w:autoSpaceDN w:val="0"/>
+        <w:adjustRightInd w:val="0"/>
+        <w:spacing w:after="0"/>
+        <w:rPr>
+          <w:szCs w:val="28"/>
+        </w:rPr>
+      </w:pPr>
+    </w:p>
+    <w:p>
+      <w:pPr>
+        <w:widowControl w:val="0"/>
+        <w:tabs>
+          <w:tab w:val="left" w:pos="8222"/>
+        </w:tabs>
+        <w:autoSpaceDE w:val="0"/>
+        <w:autoSpaceDN w:val="0"/>
+        <w:adjustRightInd w:val="0"/>
+        <w:spacing w:after="0"/>
+        <w:ind w:left="357"/>
+        <w:jc w:val="center"/>
+        <w:rPr>
+          <w:b/>
+          <w:szCs w:val="28"/>
+        </w:rPr>
+      </w:pPr>
+      <w:r>
+        <w:rPr>
+          <w:b/>
+          <w:szCs w:val="28"/>
+        </w:rPr>
+        <w:t>Монографии, учебники, учебные пособия</w:t>
       </w:r>
     </w:p>
     <w:p>
@@ -1349,19 +1814,53 @@
         <w:pStyle w:val="a6"/>
         <w:numPr>
           <w:ilvl w:val="0"/>
-          <w:numId w:val="18"/>
+          <w:numId w:val="1"/>
         </w:numPr>
-      </w:pPr>
-      <w:r>
+        <w:spacing w:after="0"/>
         <w:rPr>
           <w:rFonts w:ascii="Times New Roman" w:hAnsi="Times New Roman"/>
-        </w:rPr>
-        <w:t>Страна производитель</w:t>
-      </w:r>
-    </w:p>
-    <w:p>
-      <w:r>
-        <w:t>2)Сотрудники</w:t>
+          <w:szCs w:val="28"/>
+        </w:rPr>
+      </w:pPr>
+      <w:proofErr w:type="gramStart"/>
+      <w:r>
+        <w:rPr>
+          <w:rFonts w:ascii="Times New Roman" w:hAnsi="Times New Roman"/>
+          <w:szCs w:val="28"/>
+        </w:rPr>
+        <w:t>М.Г.</w:t>
+      </w:r>
+      <w:proofErr w:type="gramEnd"/>
+      <w:r>
+        <w:rPr>
+          <w:rFonts w:ascii="Times New Roman" w:hAnsi="Times New Roman"/>
+          <w:szCs w:val="28"/>
+        </w:rPr>
+        <w:t xml:space="preserve"> Радченко, Е.Ю. Хрусталева. 1</w:t>
+      </w:r>
+      <w:proofErr w:type="gramStart"/>
+      <w:r>
+        <w:rPr>
+          <w:rFonts w:ascii="Times New Roman" w:hAnsi="Times New Roman"/>
+          <w:szCs w:val="28"/>
+        </w:rPr>
+        <w:t>C:Предприятие</w:t>
+      </w:r>
+      <w:proofErr w:type="gramEnd"/>
+      <w:r>
+        <w:rPr>
+          <w:rFonts w:ascii="Times New Roman" w:hAnsi="Times New Roman"/>
+          <w:szCs w:val="28"/>
+        </w:rPr>
+        <w:t xml:space="preserve"> 8.3. Практическое пособие разработчика. Примеры и типовые приемы. Издательство: 1С-Паблишинг</w:t>
+      </w:r>
+      <w:r>
+        <w:rPr>
+          <w:rFonts w:ascii="Times New Roman" w:hAnsi="Times New Roman"/>
+          <w:szCs w:val="28"/>
+        </w:rPr>
+        <w:tab/>
+        <w:t xml:space="preserve">, 2013, с.965; Е.Ю. </w:t>
       </w:r>
     </w:p>
     <w:p>
@@ -1369,14 +1868,80 @@
         <w:pStyle w:val="a6"/>
         <w:numPr>
           <w:ilvl w:val="0"/>
-          <w:numId w:val="19"/>
+          <w:numId w:val="1"/>
         </w:numPr>
-      </w:pPr>
-      <w:r>
+        <w:spacing w:after="0"/>
         <w:rPr>
           <w:rFonts w:ascii="Times New Roman" w:hAnsi="Times New Roman"/>
-        </w:rPr>
-        <w:t>ФИО</w:t>
+          <w:szCs w:val="28"/>
+        </w:rPr>
+      </w:pPr>
+      <w:r>
+        <w:rPr>
+          <w:rFonts w:ascii="Times New Roman" w:hAnsi="Times New Roman"/>
+          <w:szCs w:val="28"/>
+        </w:rPr>
+        <w:t xml:space="preserve"> </w:t>
+      </w:r>
+      <w:proofErr w:type="gramStart"/>
+      <w:r>
+        <w:rPr>
+          <w:rFonts w:ascii="Times New Roman" w:hAnsi="Times New Roman"/>
+          <w:szCs w:val="28"/>
+        </w:rPr>
+        <w:t>Е.Ю.</w:t>
+      </w:r>
+      <w:proofErr w:type="gramEnd"/>
+      <w:r>
+        <w:rPr>
+          <w:rFonts w:ascii="Times New Roman" w:hAnsi="Times New Roman"/>
+          <w:szCs w:val="28"/>
+        </w:rPr>
+        <w:t xml:space="preserve"> </w:t>
+      </w:r>
+      <w:r>
+        <w:rPr>
+          <w:rFonts w:ascii="Times New Roman" w:hAnsi="Times New Roman"/>
+          <w:szCs w:val="28"/>
+        </w:rPr>
+        <w:t>Хрусталева</w:t>
+      </w:r>
+      <w:r>
+        <w:rPr>
+          <w:rFonts w:ascii="Times New Roman" w:hAnsi="Times New Roman"/>
+          <w:szCs w:val="28"/>
+        </w:rPr>
+        <w:t xml:space="preserve">. </w:t>
+      </w:r>
+      <w:r>
+        <w:rPr>
+          <w:rFonts w:ascii="Times New Roman" w:hAnsi="Times New Roman"/>
+          <w:szCs w:val="28"/>
+        </w:rPr>
+        <w:t>Язык запросов «1</w:t>
+      </w:r>
+      <w:proofErr w:type="gramStart"/>
+      <w:r>
+        <w:rPr>
+          <w:rFonts w:ascii="Times New Roman" w:hAnsi="Times New Roman"/>
+          <w:szCs w:val="28"/>
+        </w:rPr>
+        <w:t>С:Предприятия</w:t>
+      </w:r>
+      <w:proofErr w:type="gramEnd"/>
+      <w:r>
+        <w:rPr>
+          <w:rFonts w:ascii="Times New Roman" w:hAnsi="Times New Roman"/>
+          <w:szCs w:val="28"/>
+        </w:rPr>
+        <w:t xml:space="preserve"> 8»</w:t>
+      </w:r>
+      <w:r>
+        <w:rPr>
+          <w:rFonts w:ascii="Times New Roman" w:hAnsi="Times New Roman"/>
+          <w:szCs w:val="28"/>
+        </w:rPr>
+        <w:t>. Издательство: 1С-Паблишинг, 2013, с.369;</w:t>
       </w:r>
     </w:p>
     <w:p>
@@ -1384,110 +1949,55 @@
         <w:pStyle w:val="a6"/>
         <w:numPr>
           <w:ilvl w:val="0"/>
-          <w:numId w:val="19"/>
+          <w:numId w:val="1"/>
         </w:numPr>
-      </w:pPr>
-      <w:r>
+        <w:spacing w:after="0"/>
         <w:rPr>
           <w:rFonts w:ascii="Times New Roman" w:hAnsi="Times New Roman"/>
-        </w:rPr>
-        <w:t>Паспорт</w:t>
-      </w:r>
+          <w:szCs w:val="28"/>
+        </w:rPr>
+      </w:pPr>
       <w:r>
         <w:rPr>
           <w:rFonts w:ascii="Times New Roman" w:hAnsi="Times New Roman"/>
-        </w:rPr>
-        <w:t>ные данные</w:t>
-      </w:r>
-    </w:p>
-    <w:p>
-      <w:pPr>
-        <w:ind w:left="708" w:firstLine="0"/>
-      </w:pPr>
-      <w:r>
-        <w:t>3)Отделы</w:t>
-      </w:r>
-    </w:p>
-    <w:p>
-      <w:pPr>
-        <w:pStyle w:val="a6"/>
-        <w:numPr>
-          <w:ilvl w:val="0"/>
-          <w:numId w:val="20"/>
-        </w:numPr>
-      </w:pPr>
+          <w:szCs w:val="28"/>
+        </w:rPr>
+        <w:t xml:space="preserve">ООО «1С-Учебный центр №3». </w:t>
+      </w:r>
       <w:r>
         <w:rPr>
           <w:rFonts w:ascii="Times New Roman" w:hAnsi="Times New Roman"/>
-        </w:rPr>
-        <w:t>Основной магазин</w:t>
-      </w:r>
-    </w:p>
-    <w:p>
-      <w:pPr>
-        <w:pStyle w:val="a6"/>
-        <w:numPr>
-          <w:ilvl w:val="0"/>
-          <w:numId w:val="20"/>
-        </w:numPr>
-      </w:pPr>
+          <w:szCs w:val="28"/>
+        </w:rPr>
+        <w:t>Введение в конфигурирование в системе "1</w:t>
+      </w:r>
+      <w:proofErr w:type="gramStart"/>
       <w:r>
         <w:rPr>
           <w:rFonts w:ascii="Times New Roman" w:hAnsi="Times New Roman"/>
-        </w:rPr>
-        <w:t>Курьерская доставка</w:t>
-      </w:r>
-    </w:p>
-    <w:p>
-      <w:r>
-        <w:rPr>
-          <w:lang w:val="en-US"/>
-        </w:rPr>
-        <w:t>4)C</w:t>
-      </w:r>
-      <w:r>
-        <w:t>клад</w:t>
-      </w:r>
-    </w:p>
-    <w:p>
-      <w:pPr>
-        <w:pStyle w:val="a6"/>
-        <w:numPr>
-          <w:ilvl w:val="0"/>
-          <w:numId w:val="22"/>
-        </w:numPr>
-      </w:pPr>
+          <w:szCs w:val="28"/>
+        </w:rPr>
+        <w:t>C:Предприятие</w:t>
+      </w:r>
+      <w:proofErr w:type="gramEnd"/>
       <w:r>
         <w:rPr>
           <w:rFonts w:ascii="Times New Roman" w:hAnsi="Times New Roman"/>
-        </w:rPr>
-        <w:t>Товар</w:t>
-      </w:r>
-      <w:bookmarkStart w:id="1" w:name="_GoBack"/>
-      <w:bookmarkEnd w:id="1"/>
-    </w:p>
-    <w:p>
-      <w:pPr>
-        <w:pStyle w:val="a6"/>
-        <w:numPr>
-          <w:ilvl w:val="0"/>
-          <w:numId w:val="22"/>
-        </w:numPr>
-      </w:pPr>
+          <w:szCs w:val="28"/>
+        </w:rPr>
+        <w:t xml:space="preserve"> 8". Основные объекты</w:t>
+      </w:r>
       <w:r>
         <w:rPr>
           <w:rFonts w:ascii="Times New Roman" w:hAnsi="Times New Roman"/>
-        </w:rPr>
-        <w:t>Количество</w:t>
-      </w:r>
-    </w:p>
-    <w:p>
-      <w:pPr>
-        <w:pStyle w:val="a6"/>
-        <w:numPr>
-          <w:ilvl w:val="0"/>
-          <w:numId w:val="22"/>
-        </w:numPr>
+          <w:szCs w:val="28"/>
+        </w:rPr>
+        <w:t>. Издательство: 1С-Паблишинг, 2014, с.177;</w:t>
+      </w:r>
+    </w:p>
+    <w:p>
+      <w:pPr>
+        <w:ind w:firstLine="0"/>
       </w:pPr>
     </w:p>
     <w:sectPr>
@@ -3383,6 +3893,119 @@
     </w:lvl>
   </w:abstractNum>
   <w:abstractNum w:abstractNumId="17" w15:restartNumberingAfterBreak="0">
+    <w:nsid w:val="70107829"/>
+    <w:multiLevelType w:val="hybridMultilevel"/>
+    <w:tmpl w:val="31E46D00"/>
+    <w:lvl w:ilvl="0" w:tplc="04190001">
+      <w:start w:val="1"/>
+      <w:numFmt w:val="bullet"/>
+      <w:lvlText w:val=""/>
+      <w:lvlJc w:val="left"/>
+      <w:pPr>
+        <w:ind w:left="1287" w:hanging="360"/>
+      </w:pPr>
+      <w:rPr>
+        <w:rFonts w:ascii="Symbol" w:hAnsi="Symbol" w:hint="default"/>
+      </w:rPr>
+    </w:lvl>
+    <w:lvl w:ilvl="1" w:tplc="04190003" w:tentative="1">
+      <w:start w:val="1"/>
+      <w:numFmt w:val="bullet"/>
+      <w:lvlText w:val="o"/>
+      <w:lvlJc w:val="left"/>
+      <w:pPr>
+        <w:ind w:left="2007" w:hanging="360"/>
+      </w:pPr>
+      <w:rPr>
+        <w:rFonts w:ascii="Courier New" w:hAnsi="Courier New" w:cs="Courier New" w:hint="default"/>
+      </w:rPr>
+    </w:lvl>
+    <w:lvl w:ilvl="2" w:tplc="04190005" w:tentative="1">
+      <w:start w:val="1"/>
+      <w:numFmt w:val="bullet"/>
+      <w:lvlText w:val=""/>
+      <w:lvlJc w:val="left"/>
+      <w:pPr>
+        <w:ind w:left="2727" w:hanging="360"/>
+      </w:pPr>
+      <w:rPr>
+        <w:rFonts w:ascii="Wingdings" w:hAnsi="Wingdings" w:hint="default"/>
+      </w:rPr>
+    </w:lvl>
+    <w:lvl w:ilvl="3" w:tplc="04190001" w:tentative="1">
+      <w:start w:val="1"/>
+      <w:numFmt w:val="bullet"/>
+      <w:lvlText w:val=""/>
+      <w:lvlJc w:val="left"/>
+      <w:pPr>
+        <w:ind w:left="3447" w:hanging="360"/>
+      </w:pPr>
+      <w:rPr>
+        <w:rFonts w:ascii="Symbol" w:hAnsi="Symbol" w:hint="default"/>
+      </w:rPr>
+    </w:lvl>
+    <w:lvl w:ilvl="4" w:tplc="04190003" w:tentative="1">
+      <w:start w:val="1"/>
+      <w:numFmt w:val="bullet"/>
+      <w:lvlText w:val="o"/>
+      <w:lvlJc w:val="left"/>
+      <w:pPr>
+        <w:ind w:left="4167" w:hanging="360"/>
+      </w:pPr>
+      <w:rPr>
+        <w:rFonts w:ascii="Courier New" w:hAnsi="Courier New" w:cs="Courier New" w:hint="default"/>
+      </w:rPr>
+    </w:lvl>
+    <w:lvl w:ilvl="5" w:tplc="04190005" w:tentative="1">
+      <w:start w:val="1"/>
+      <w:numFmt w:val="bullet"/>
+      <w:lvlText w:val=""/>
+      <w:lvlJc w:val="left"/>
+      <w:pPr>
+        <w:ind w:left="4887" w:hanging="360"/>
+      </w:pPr>
+      <w:rPr>
+        <w:rFonts w:ascii="Wingdings" w:hAnsi="Wingdings" w:hint="default"/>
+      </w:rPr>
+    </w:lvl>
+    <w:lvl w:ilvl="6" w:tplc="04190001" w:tentative="1">
+      <w:start w:val="1"/>
+      <w:numFmt w:val="bullet"/>
+      <w:lvlText w:val=""/>
+      <w:lvlJc w:val="left"/>
+      <w:pPr>
+        <w:ind w:left="5607" w:hanging="360"/>
+      </w:pPr>
+      <w:rPr>
+        <w:rFonts w:ascii="Symbol" w:hAnsi="Symbol" w:hint="default"/>
+      </w:rPr>
+    </w:lvl>
+    <w:lvl w:ilvl="7" w:tplc="04190003" w:tentative="1">
+      <w:start w:val="1"/>
+      <w:numFmt w:val="bullet"/>
+      <w:lvlText w:val="o"/>
+      <w:lvlJc w:val="left"/>
+      <w:pPr>
+        <w:ind w:left="6327" w:hanging="360"/>
+      </w:pPr>
+      <w:rPr>
+        <w:rFonts w:ascii="Courier New" w:hAnsi="Courier New" w:cs="Courier New" w:hint="default"/>
+      </w:rPr>
+    </w:lvl>
+    <w:lvl w:ilvl="8" w:tplc="04190005" w:tentative="1">
+      <w:start w:val="1"/>
+      <w:numFmt w:val="bullet"/>
+      <w:lvlText w:val=""/>
+      <w:lvlJc w:val="left"/>
+      <w:pPr>
+        <w:ind w:left="7047" w:hanging="360"/>
+      </w:pPr>
+      <w:rPr>
+        <w:rFonts w:ascii="Wingdings" w:hAnsi="Wingdings" w:hint="default"/>
+      </w:rPr>
+    </w:lvl>
+  </w:abstractNum>
+  <w:abstractNum w:abstractNumId="18" w15:restartNumberingAfterBreak="0">
     <w:nsid w:val="756863DE"/>
     <w:multiLevelType w:val="hybridMultilevel"/>
     <w:tmpl w:val="27DEEF4C"/>
@@ -3495,7 +4118,7 @@
       </w:rPr>
     </w:lvl>
   </w:abstractNum>
-  <w:abstractNum w:abstractNumId="18" w15:restartNumberingAfterBreak="0">
+  <w:abstractNum w:abstractNumId="19" w15:restartNumberingAfterBreak="0">
     <w:nsid w:val="7A0270FA"/>
     <w:multiLevelType w:val="hybridMultilevel"/>
     <w:tmpl w:val="12E89F72"/>
@@ -3608,7 +4231,7 @@
       </w:rPr>
     </w:lvl>
   </w:abstractNum>
-  <w:abstractNum w:abstractNumId="19" w15:restartNumberingAfterBreak="0">
+  <w:abstractNum w:abstractNumId="20" w15:restartNumberingAfterBreak="0">
     <w:nsid w:val="7AD045E7"/>
     <w:multiLevelType w:val="hybridMultilevel"/>
     <w:tmpl w:val="EDE02F26"/>
@@ -3721,7 +4344,7 @@
       </w:rPr>
     </w:lvl>
   </w:abstractNum>
-  <w:abstractNum w:abstractNumId="20" w15:restartNumberingAfterBreak="0">
+  <w:abstractNum w:abstractNumId="21" w15:restartNumberingAfterBreak="0">
     <w:nsid w:val="7AEE5828"/>
     <w:multiLevelType w:val="hybridMultilevel"/>
     <w:tmpl w:val="899EF064"/>
@@ -3834,7 +4457,7 @@
       </w:rPr>
     </w:lvl>
   </w:abstractNum>
-  <w:abstractNum w:abstractNumId="21" w15:restartNumberingAfterBreak="0">
+  <w:abstractNum w:abstractNumId="22" w15:restartNumberingAfterBreak="0">
     <w:nsid w:val="7FA94D64"/>
     <w:multiLevelType w:val="hybridMultilevel"/>
     <w:tmpl w:val="78C6DA9C"/>
@@ -3951,7 +4574,7 @@
     <w:abstractNumId w:val="15"/>
   </w:num>
   <w:num w:numId="2">
-    <w:abstractNumId w:val="21"/>
+    <w:abstractNumId w:val="22"/>
   </w:num>
   <w:num w:numId="3">
     <w:abstractNumId w:val="3"/>
@@ -3960,7 +4583,7 @@
     <w:abstractNumId w:val="12"/>
   </w:num>
   <w:num w:numId="5">
-    <w:abstractNumId w:val="19"/>
+    <w:abstractNumId w:val="20"/>
   </w:num>
   <w:num w:numId="6">
     <w:abstractNumId w:val="7"/>
@@ -3987,7 +4610,7 @@
     <w:abstractNumId w:val="1"/>
   </w:num>
   <w:num w:numId="14">
-    <w:abstractNumId w:val="17"/>
+    <w:abstractNumId w:val="18"/>
   </w:num>
   <w:num w:numId="15">
     <w:abstractNumId w:val="16"/>
@@ -3996,7 +4619,7 @@
     <w:abstractNumId w:val="9"/>
   </w:num>
   <w:num w:numId="17">
-    <w:abstractNumId w:val="18"/>
+    <w:abstractNumId w:val="19"/>
   </w:num>
   <w:num w:numId="18">
     <w:abstractNumId w:val="2"/>
@@ -4005,13 +4628,16 @@
     <w:abstractNumId w:val="10"/>
   </w:num>
   <w:num w:numId="20">
-    <w:abstractNumId w:val="20"/>
+    <w:abstractNumId w:val="21"/>
   </w:num>
   <w:num w:numId="21">
     <w:abstractNumId w:val="11"/>
   </w:num>
   <w:num w:numId="22">
     <w:abstractNumId w:val="8"/>
+  </w:num>
+  <w:num w:numId="23">
+    <w:abstractNumId w:val="17"/>
   </w:num>
   <w:numIdMacAtCleanup w:val="14"/>
 </w:numbering>
@@ -5115,7 +5741,7 @@
 </file>
 
 <file path=customXml/itemProps1.xml><?xml version="1.0" encoding="utf-8"?>
-<ds:datastoreItem xmlns:ds="http://schemas.openxmlformats.org/officeDocument/2006/customXml" ds:itemID="{707EE83A-A0B1-FF44-A85D-D27ED1A8BAC9}">
+<ds:datastoreItem xmlns:ds="http://schemas.openxmlformats.org/officeDocument/2006/customXml" ds:itemID="{FC969744-428E-2444-A8BA-84E24463BC6D}">
   <ds:schemaRefs>
     <ds:schemaRef ds:uri="http://schemas.openxmlformats.org/officeDocument/2006/bibliography"/>
   </ds:schemaRefs>
